--- a/published/ai-organizations/02_collective_intelligence/04_cognition/study-guides/04_cognition-practice_quiz.docx
+++ b/published/ai-organizations/02_collective_intelligence/04_cognition/study-guides/04_cognition-practice_quiz.docx
@@ -4,7 +4,12 @@
   <w:body>
     <w:p>
       <w:r>
-        <w:t>Practice Quiz: Cognition</w:t>
+        <w:t>Practice Quiz: Collective Intelligence — Module 04: Cognition</w:t>
+      </w:r>
+    </w:p>
+    <w:p>
+      <w:r>
+        <w:t>Name : _ _ _  Date : _ _ _</w:t>
       </w:r>
     </w:p>
     <w:p>
@@ -14,98 +19,57 @@
     </w:p>
     <w:p>
       <w:r>
-        <w:t>What is the primary role of Cognition in Active Inference?</w:t>
-        <w:br/>
-        <w:t>A) To maximize reward</w:t>
-        <w:br/>
-        <w:t>B) To minimize variational free energy</w:t>
-        <w:br/>
-        <w:t>C) To increase entropy</w:t>
-        <w:br/>
-        <w:t>D) To eliminate the Markov Blanket</w:t>
+        <w:t>A shared mental model is: A) A document everyone has read B) The portion of the generative model that team members hold in common, enabling coordinated understanding C) A shared computer model D) A team mission statement</w:t>
       </w:r>
     </w:p>
     <w:p>
       <w:r>
-        <w:t>In Organizations, Cognition is best described as:</w:t>
-        <w:br/>
-        <w:t>A) A static property</w:t>
-        <w:br/>
-        <w:t>B) A dynamic process</w:t>
-        <w:br/>
-        <w:t>C) An external state</w:t>
-        <w:br/>
-        <w:t>D) A random variable</w:t>
+        <w:t>The Mann Gulch disaster illustrates: A) Poor firefighting equipment B) The catastrophic consequences of shared mental model collapse — when teams lose coordinated understanding, they disintegrate C) Insufficient training D) Bad weather</w:t>
       </w:r>
     </w:p>
     <w:p>
       <w:r>
-        <w:t>Which mathematical quantity is most central to Cognition?</w:t>
-        <w:br/>
-        <w:t>A) The Lagrangian</w:t>
-        <w:br/>
-        <w:t>B) The expected free energy</w:t>
-        <w:br/>
-        <w:t>C) The surprisal</w:t>
-        <w:br/>
-        <w:t>D) The precision</w:t>
+        <w:t>Groupthink is best understood as: A) Teams thinking together B) Excessive model alignment where cognitive diversity is suppressed — consensus prior has excessive precision C) Democratic decision-making D) Too many meetings</w:t>
       </w:r>
     </w:p>
     <w:p>
       <w:r>
-        <w:t>How does Cognition relate to the concept of the Generative Model?</w:t>
-        <w:br/>
-        <w:t>A) It is separate from the model</w:t>
-        <w:br/>
-        <w:t>B) It is a component of the model</w:t>
-        <w:br/>
-        <w:t>C) It destroys the model</w:t>
-        <w:br/>
-        <w:t>D) It is only relevant for the environment</w:t>
+        <w:t>The optimal balance for team cognition is: A) Maximum alignment on everything B) Maximum diversity on everything C) High cognitive diversity combined with shared process protocols for integrating different models D) No communication at all</w:t>
       </w:r>
     </w:p>
     <w:p>
       <w:r>
-        <w:t>A failure in Cognition would likely result in:</w:t>
-        <w:br/>
-        <w:t>A) Perfect prediction</w:t>
-        <w:br/>
-        <w:t>B) Generalized surprise</w:t>
-        <w:br/>
-        <w:t>C) Immediate death of the agent</w:t>
-        <w:br/>
-        <w:t>D) Zero entropy</w:t>
+        <w:t>A pre-mortem exercise helps team cognition by: A) Predicting failures before they happen, testing model assumptions B) Celebrating in advance C) Reducing meeting time D) Eliminating risk</w:t>
       </w:r>
     </w:p>
     <w:p>
       <w:r>
-        <w:t>Which scale is most relevant for analyzing Cognition in this course?</w:t>
-        <w:br/>
-        <w:t>A) Quantum</w:t>
-        <w:br/>
-        <w:t>B) Neural</w:t>
-        <w:br/>
-        <w:t>C) Social</w:t>
-        <w:br/>
-        <w:t>D) All of the above</w:t>
+        <w:t>After-action reviews support collective cognition by: A) Assigning blame B) Providing structured opportunities for the team to update its shared model based on experience C) Fulfilling compliance requirements D) Generating reports</w:t>
       </w:r>
     </w:p>
     <w:p>
       <w:r>
-        <w:t>Cognition connects directly to which other component?</w:t>
-        <w:br/>
-        <w:t>A) The step before it</w:t>
-        <w:br/>
-        <w:t>B) The step after it</w:t>
-        <w:br/>
-        <w:t>C) Both A and B</w:t>
-        <w:br/>
-        <w:t>D) None of the above</w:t>
+        <w:t>When a team member has a dissenting view, the value depends on: A) Their seniority B) Whether the dissent is based on different evidence or model structure, providing information the consensus model lacks C) How loudly they argue D) Whether the manager agrees</w:t>
       </w:r>
     </w:p>
     <w:p>
       <w:r>
-        <w:t>Part B: Short Answer</w:t>
+        <w:t>Part B: Short Analysis</w:t>
+      </w:r>
+    </w:p>
+    <w:p>
+      <w:r>
+        <w:t>A product team consistently ships features that customers don't use. The team's internal alignment is strong — everyone agrees on what to build. Diagnose the cognitive failure: Where is the shared mental model wrong, and how would you update it?</w:t>
+      </w:r>
+    </w:p>
+    <w:p>
+      <w:r>
+        <w:t>Two sub-teams within a larger group have developed different interpretations of the project requirements. Rather than forcing agreement, design a process that leverages this cognitive diversity to produce a more robust shared understanding.</w:t>
+      </w:r>
+    </w:p>
+    <w:p>
+      <w:r>
+        <w:t>Your team has been operating effectively for 3 years. A new CEO announces a major strategic pivot. The team's shared mental model — built over years — is now partially obsolete. Design a process for rapidly updating the team's shared model to align with the new strategy while preserving the valid components.</w:t>
       </w:r>
     </w:p>
     <w:sectPr>
